--- a/docs/package/out/contracts/iNXT_BrokerVerse_Customer_Responsibilities_and_RACI_Annex.docx
+++ b/docs/package/out/contracts/iNXT_BrokerVerse_Customer_Responsibilities_and_RACI_Annex.docx
@@ -789,7 +789,7 @@
             </w:rPr>
             <w:fldChar w:fldCharType="separate"/>
           </w:r>
-          <w:hyperlink w:anchor="__RefHeading___Toc16045_2135982699">
+          <w:hyperlink w:anchor="__RefHeading___Toc11770_374171018">
             <w:r>
               <w:rPr>
                 <w:webHidden/>
@@ -824,7 +824,7 @@
             </w:tabs>
             <w:rPr/>
           </w:pPr>
-          <w:hyperlink w:anchor="__RefHeading___Toc16047_2135982699">
+          <w:hyperlink w:anchor="__RefHeading___Toc11772_374171018">
             <w:r>
               <w:rPr>
                 <w:webHidden/>
@@ -853,7 +853,7 @@
             </w:tabs>
             <w:rPr/>
           </w:pPr>
-          <w:hyperlink w:anchor="__RefHeading___Toc16049_2135982699">
+          <w:hyperlink w:anchor="__RefHeading___Toc11774_374171018">
             <w:r>
               <w:rPr>
                 <w:webHidden/>
@@ -875,7 +875,7 @@
             </w:tabs>
             <w:rPr/>
           </w:pPr>
-          <w:hyperlink w:anchor="__RefHeading___Toc16051_2135982699">
+          <w:hyperlink w:anchor="__RefHeading___Toc11776_374171018">
             <w:r>
               <w:rPr>
                 <w:webHidden/>
@@ -897,7 +897,7 @@
             </w:tabs>
             <w:rPr/>
           </w:pPr>
-          <w:hyperlink w:anchor="__RefHeading___Toc16053_2135982699">
+          <w:hyperlink w:anchor="__RefHeading___Toc11778_374171018">
             <w:r>
               <w:rPr>
                 <w:webHidden/>
@@ -919,7 +919,7 @@
             </w:tabs>
             <w:rPr/>
           </w:pPr>
-          <w:hyperlink w:anchor="__RefHeading___Toc16055_2135982699">
+          <w:hyperlink w:anchor="__RefHeading___Toc11780_374171018">
             <w:r>
               <w:rPr>
                 <w:webHidden/>
@@ -941,7 +941,7 @@
             </w:tabs>
             <w:rPr/>
           </w:pPr>
-          <w:hyperlink w:anchor="__RefHeading___Toc16057_2135982699">
+          <w:hyperlink w:anchor="__RefHeading___Toc11782_374171018">
             <w:r>
               <w:rPr>
                 <w:webHidden/>
@@ -963,7 +963,7 @@
             </w:tabs>
             <w:rPr/>
           </w:pPr>
-          <w:hyperlink w:anchor="__RefHeading___Toc16059_2135982699">
+          <w:hyperlink w:anchor="__RefHeading___Toc11784_374171018">
             <w:r>
               <w:rPr>
                 <w:webHidden/>
@@ -985,7 +985,7 @@
             </w:tabs>
             <w:rPr/>
           </w:pPr>
-          <w:hyperlink w:anchor="__RefHeading___Toc16061_2135982699">
+          <w:hyperlink w:anchor="__RefHeading___Toc11786_374171018">
             <w:r>
               <w:rPr>
                 <w:webHidden/>
@@ -1007,7 +1007,7 @@
             </w:tabs>
             <w:rPr/>
           </w:pPr>
-          <w:hyperlink w:anchor="__RefHeading___Toc16063_2135982699">
+          <w:hyperlink w:anchor="__RefHeading___Toc11788_374171018">
             <w:r>
               <w:rPr>
                 <w:webHidden/>
@@ -1029,7 +1029,7 @@
             </w:tabs>
             <w:rPr/>
           </w:pPr>
-          <w:hyperlink w:anchor="__RefHeading___Toc16065_2135982699">
+          <w:hyperlink w:anchor="__RefHeading___Toc11790_374171018">
             <w:r>
               <w:rPr>
                 <w:webHidden/>
@@ -1051,7 +1051,7 @@
             </w:tabs>
             <w:rPr/>
           </w:pPr>
-          <w:hyperlink w:anchor="__RefHeading___Toc16067_2135982699">
+          <w:hyperlink w:anchor="__RefHeading___Toc11792_374171018">
             <w:r>
               <w:rPr>
                 <w:webHidden/>
@@ -1073,7 +1073,7 @@
             </w:tabs>
             <w:rPr/>
           </w:pPr>
-          <w:hyperlink w:anchor="__RefHeading___Toc16069_2135982699">
+          <w:hyperlink w:anchor="__RefHeading___Toc11794_374171018">
             <w:r>
               <w:rPr>
                 <w:webHidden/>
@@ -1095,7 +1095,7 @@
             </w:tabs>
             <w:rPr/>
           </w:pPr>
-          <w:hyperlink w:anchor="__RefHeading___Toc16071_2135982699">
+          <w:hyperlink w:anchor="__RefHeading___Toc11796_374171018">
             <w:r>
               <w:rPr>
                 <w:webHidden/>
@@ -1117,7 +1117,7 @@
             </w:tabs>
             <w:rPr/>
           </w:pPr>
-          <w:hyperlink w:anchor="__RefHeading___Toc16073_2135982699">
+          <w:hyperlink w:anchor="__RefHeading___Toc11798_374171018">
             <w:r>
               <w:rPr>
                 <w:webHidden/>
@@ -1139,7 +1139,7 @@
             </w:tabs>
             <w:rPr/>
           </w:pPr>
-          <w:hyperlink w:anchor="__RefHeading___Toc16075_2135982699">
+          <w:hyperlink w:anchor="__RefHeading___Toc11800_374171018">
             <w:r>
               <w:rPr>
                 <w:webHidden/>
@@ -1187,7 +1187,7 @@
       <w:r>
         <w:br w:type="page"/>
       </w:r>
-      <w:bookmarkStart w:id="0" w:name="__RefHeading___Toc16045_2135982699"/>
+      <w:bookmarkStart w:id="0" w:name="__RefHeading___Toc11770_374171018"/>
       <w:bookmarkStart w:id="1" w:name="_Toc48319687"/>
       <w:bookmarkStart w:id="2" w:name="_Toc11824118"/>
       <w:bookmarkEnd w:id="0"/>
@@ -1832,7 +1832,7 @@
           <w:spacing w:val="0"/>
         </w:rPr>
       </w:pPr>
-      <w:bookmarkStart w:id="4" w:name="__RefHeading___Toc16047_2135982699"/>
+      <w:bookmarkStart w:id="4" w:name="__RefHeading___Toc11772_374171018"/>
       <w:bookmarkStart w:id="5" w:name="_Toc233203388"/>
       <w:bookmarkEnd w:id="4"/>
       <w:r>
@@ -3532,7 +3532,7 @@
         <w:pageBreakBefore w:val="false"/>
         <w:rPr/>
       </w:pPr>
-      <w:bookmarkStart w:id="6" w:name="__RefHeading___Toc16049_2135982699"/>
+      <w:bookmarkStart w:id="6" w:name="__RefHeading___Toc11774_374171018"/>
       <w:bookmarkEnd w:id="6"/>
       <w:r>
         <w:rPr>
@@ -3736,7 +3736,7 @@
         <w:pStyle w:val="Heading2"/>
         <w:rPr/>
       </w:pPr>
-      <w:bookmarkStart w:id="7" w:name="__RefHeading___Toc16051_2135982699"/>
+      <w:bookmarkStart w:id="7" w:name="__RefHeading___Toc11776_374171018"/>
       <w:bookmarkEnd w:id="7"/>
       <w:r>
         <w:rPr>
@@ -4177,7 +4177,7 @@
         <w:pStyle w:val="Heading1"/>
         <w:rPr/>
       </w:pPr>
-      <w:bookmarkStart w:id="8" w:name="__RefHeading___Toc16053_2135982699"/>
+      <w:bookmarkStart w:id="8" w:name="__RefHeading___Toc11778_374171018"/>
       <w:bookmarkEnd w:id="8"/>
       <w:r>
         <w:rPr>
@@ -4194,7 +4194,7 @@
         <w:pStyle w:val="Heading2"/>
         <w:rPr/>
       </w:pPr>
-      <w:bookmarkStart w:id="9" w:name="__RefHeading___Toc16055_2135982699"/>
+      <w:bookmarkStart w:id="9" w:name="__RefHeading___Toc11780_374171018"/>
       <w:bookmarkEnd w:id="9"/>
       <w:r>
         <w:rPr>
@@ -5390,7 +5390,7 @@
         <w:pStyle w:val="Heading2"/>
         <w:rPr/>
       </w:pPr>
-      <w:bookmarkStart w:id="10" w:name="__RefHeading___Toc16057_2135982699"/>
+      <w:bookmarkStart w:id="10" w:name="__RefHeading___Toc11782_374171018"/>
       <w:bookmarkEnd w:id="10"/>
       <w:r>
         <w:rPr>
@@ -6216,7 +6216,7 @@
         <w:pStyle w:val="Heading1"/>
         <w:rPr/>
       </w:pPr>
-      <w:bookmarkStart w:id="11" w:name="__RefHeading___Toc16059_2135982699"/>
+      <w:bookmarkStart w:id="11" w:name="__RefHeading___Toc11784_374171018"/>
       <w:bookmarkEnd w:id="11"/>
       <w:r>
         <w:rPr>
@@ -6233,7 +6233,7 @@
         <w:pStyle w:val="Heading2"/>
         <w:rPr/>
       </w:pPr>
-      <w:bookmarkStart w:id="12" w:name="__RefHeading___Toc16061_2135982699"/>
+      <w:bookmarkStart w:id="12" w:name="__RefHeading___Toc11786_374171018"/>
       <w:bookmarkEnd w:id="12"/>
       <w:r>
         <w:rPr>
@@ -6262,8 +6262,8 @@
       </w:tblPr>
       <w:tblGrid>
         <w:gridCol w:w="906"/>
-        <w:gridCol w:w="4481"/>
-        <w:gridCol w:w="3627"/>
+        <w:gridCol w:w="4685"/>
+        <w:gridCol w:w="3423"/>
       </w:tblGrid>
       <w:tr>
         <w:trPr>
@@ -6310,7 +6310,7 @@
         </w:tc>
         <w:tc>
           <w:tcPr>
-            <w:tcW w:w="4481" w:type="dxa"/>
+            <w:tcW w:w="4685" w:type="dxa"/>
             <w:tcBorders>
               <w:top w:val="single" w:sz="4" w:space="0" w:color="BFC7D1"/>
               <w:left w:val="single" w:sz="4" w:space="0" w:color="BFC7D1"/>
@@ -6349,7 +6349,7 @@
         </w:tc>
         <w:tc>
           <w:tcPr>
-            <w:tcW w:w="3627" w:type="dxa"/>
+            <w:tcW w:w="3423" w:type="dxa"/>
             <w:tcBorders>
               <w:top w:val="single" w:sz="4" w:space="0" w:color="BFC7D1"/>
               <w:left w:val="single" w:sz="4" w:space="0" w:color="BFC7D1"/>
@@ -6428,7 +6428,7 @@
         </w:tc>
         <w:tc>
           <w:tcPr>
-            <w:tcW w:w="4481" w:type="dxa"/>
+            <w:tcW w:w="4685" w:type="dxa"/>
             <w:tcBorders>
               <w:top w:val="single" w:sz="4" w:space="0" w:color="BFC7D1"/>
               <w:left w:val="single" w:sz="4" w:space="0" w:color="BFC7D1"/>
@@ -6465,7 +6465,7 @@
         </w:tc>
         <w:tc>
           <w:tcPr>
-            <w:tcW w:w="3627" w:type="dxa"/>
+            <w:tcW w:w="3423" w:type="dxa"/>
             <w:tcBorders>
               <w:top w:val="single" w:sz="4" w:space="0" w:color="BFC7D1"/>
               <w:left w:val="single" w:sz="4" w:space="0" w:color="BFC7D1"/>
@@ -6542,7 +6542,7 @@
         </w:tc>
         <w:tc>
           <w:tcPr>
-            <w:tcW w:w="4481" w:type="dxa"/>
+            <w:tcW w:w="4685" w:type="dxa"/>
             <w:tcBorders>
               <w:top w:val="single" w:sz="4" w:space="0" w:color="BFC7D1"/>
               <w:left w:val="single" w:sz="4" w:space="0" w:color="BFC7D1"/>
@@ -6579,7 +6579,7 @@
         </w:tc>
         <w:tc>
           <w:tcPr>
-            <w:tcW w:w="3627" w:type="dxa"/>
+            <w:tcW w:w="3423" w:type="dxa"/>
             <w:tcBorders>
               <w:top w:val="single" w:sz="4" w:space="0" w:color="BFC7D1"/>
               <w:left w:val="single" w:sz="4" w:space="0" w:color="BFC7D1"/>
@@ -6656,7 +6656,7 @@
         </w:tc>
         <w:tc>
           <w:tcPr>
-            <w:tcW w:w="4481" w:type="dxa"/>
+            <w:tcW w:w="4685" w:type="dxa"/>
             <w:tcBorders>
               <w:top w:val="single" w:sz="4" w:space="0" w:color="BFC7D1"/>
               <w:left w:val="single" w:sz="4" w:space="0" w:color="BFC7D1"/>
@@ -6693,7 +6693,7 @@
         </w:tc>
         <w:tc>
           <w:tcPr>
-            <w:tcW w:w="3627" w:type="dxa"/>
+            <w:tcW w:w="3423" w:type="dxa"/>
             <w:tcBorders>
               <w:top w:val="single" w:sz="4" w:space="0" w:color="BFC7D1"/>
               <w:left w:val="single" w:sz="4" w:space="0" w:color="BFC7D1"/>
@@ -6770,7 +6770,7 @@
         </w:tc>
         <w:tc>
           <w:tcPr>
-            <w:tcW w:w="4481" w:type="dxa"/>
+            <w:tcW w:w="4685" w:type="dxa"/>
             <w:tcBorders>
               <w:top w:val="single" w:sz="4" w:space="0" w:color="BFC7D1"/>
               <w:left w:val="single" w:sz="4" w:space="0" w:color="BFC7D1"/>
@@ -6807,7 +6807,7 @@
         </w:tc>
         <w:tc>
           <w:tcPr>
-            <w:tcW w:w="3627" w:type="dxa"/>
+            <w:tcW w:w="3423" w:type="dxa"/>
             <w:tcBorders>
               <w:top w:val="single" w:sz="4" w:space="0" w:color="BFC7D1"/>
               <w:left w:val="single" w:sz="4" w:space="0" w:color="BFC7D1"/>
@@ -6884,7 +6884,7 @@
         </w:tc>
         <w:tc>
           <w:tcPr>
-            <w:tcW w:w="4481" w:type="dxa"/>
+            <w:tcW w:w="4685" w:type="dxa"/>
             <w:tcBorders>
               <w:top w:val="single" w:sz="4" w:space="0" w:color="BFC7D1"/>
               <w:left w:val="single" w:sz="4" w:space="0" w:color="BFC7D1"/>
@@ -6921,7 +6921,7 @@
         </w:tc>
         <w:tc>
           <w:tcPr>
-            <w:tcW w:w="3627" w:type="dxa"/>
+            <w:tcW w:w="3423" w:type="dxa"/>
             <w:tcBorders>
               <w:top w:val="single" w:sz="4" w:space="0" w:color="BFC7D1"/>
               <w:left w:val="single" w:sz="4" w:space="0" w:color="BFC7D1"/>
@@ -6998,7 +6998,7 @@
         </w:tc>
         <w:tc>
           <w:tcPr>
-            <w:tcW w:w="4481" w:type="dxa"/>
+            <w:tcW w:w="4685" w:type="dxa"/>
             <w:tcBorders>
               <w:top w:val="single" w:sz="4" w:space="0" w:color="BFC7D1"/>
               <w:left w:val="single" w:sz="4" w:space="0" w:color="BFC7D1"/>
@@ -7035,7 +7035,7 @@
         </w:tc>
         <w:tc>
           <w:tcPr>
-            <w:tcW w:w="3627" w:type="dxa"/>
+            <w:tcW w:w="3423" w:type="dxa"/>
             <w:tcBorders>
               <w:top w:val="single" w:sz="4" w:space="0" w:color="BFC7D1"/>
               <w:left w:val="single" w:sz="4" w:space="0" w:color="BFC7D1"/>
@@ -7112,7 +7112,7 @@
         </w:tc>
         <w:tc>
           <w:tcPr>
-            <w:tcW w:w="4481" w:type="dxa"/>
+            <w:tcW w:w="4685" w:type="dxa"/>
             <w:tcBorders>
               <w:top w:val="single" w:sz="4" w:space="0" w:color="BFC7D1"/>
               <w:left w:val="single" w:sz="4" w:space="0" w:color="BFC7D1"/>
@@ -7149,7 +7149,7 @@
         </w:tc>
         <w:tc>
           <w:tcPr>
-            <w:tcW w:w="3627" w:type="dxa"/>
+            <w:tcW w:w="3423" w:type="dxa"/>
             <w:tcBorders>
               <w:top w:val="single" w:sz="4" w:space="0" w:color="BFC7D1"/>
               <w:left w:val="single" w:sz="4" w:space="0" w:color="BFC7D1"/>
@@ -7226,7 +7226,7 @@
         </w:tc>
         <w:tc>
           <w:tcPr>
-            <w:tcW w:w="4481" w:type="dxa"/>
+            <w:tcW w:w="4685" w:type="dxa"/>
             <w:tcBorders>
               <w:top w:val="single" w:sz="4" w:space="0" w:color="BFC7D1"/>
               <w:left w:val="single" w:sz="4" w:space="0" w:color="BFC7D1"/>
@@ -7263,7 +7263,7 @@
         </w:tc>
         <w:tc>
           <w:tcPr>
-            <w:tcW w:w="3627" w:type="dxa"/>
+            <w:tcW w:w="3423" w:type="dxa"/>
             <w:tcBorders>
               <w:top w:val="single" w:sz="4" w:space="0" w:color="BFC7D1"/>
               <w:left w:val="single" w:sz="4" w:space="0" w:color="BFC7D1"/>
@@ -7340,7 +7340,7 @@
         </w:tc>
         <w:tc>
           <w:tcPr>
-            <w:tcW w:w="4481" w:type="dxa"/>
+            <w:tcW w:w="4685" w:type="dxa"/>
             <w:tcBorders>
               <w:top w:val="single" w:sz="4" w:space="0" w:color="BFC7D1"/>
               <w:left w:val="single" w:sz="4" w:space="0" w:color="BFC7D1"/>
@@ -7377,7 +7377,7 @@
         </w:tc>
         <w:tc>
           <w:tcPr>
-            <w:tcW w:w="3627" w:type="dxa"/>
+            <w:tcW w:w="3423" w:type="dxa"/>
             <w:tcBorders>
               <w:top w:val="single" w:sz="4" w:space="0" w:color="BFC7D1"/>
               <w:left w:val="single" w:sz="4" w:space="0" w:color="BFC7D1"/>
@@ -7454,7 +7454,7 @@
         </w:tc>
         <w:tc>
           <w:tcPr>
-            <w:tcW w:w="4481" w:type="dxa"/>
+            <w:tcW w:w="4685" w:type="dxa"/>
             <w:tcBorders>
               <w:top w:val="single" w:sz="4" w:space="0" w:color="BFC7D1"/>
               <w:left w:val="single" w:sz="4" w:space="0" w:color="BFC7D1"/>
@@ -7491,7 +7491,7 @@
         </w:tc>
         <w:tc>
           <w:tcPr>
-            <w:tcW w:w="3627" w:type="dxa"/>
+            <w:tcW w:w="3423" w:type="dxa"/>
             <w:tcBorders>
               <w:top w:val="single" w:sz="4" w:space="0" w:color="BFC7D1"/>
               <w:left w:val="single" w:sz="4" w:space="0" w:color="BFC7D1"/>
@@ -7568,7 +7568,7 @@
         </w:tc>
         <w:tc>
           <w:tcPr>
-            <w:tcW w:w="4481" w:type="dxa"/>
+            <w:tcW w:w="4685" w:type="dxa"/>
             <w:tcBorders>
               <w:top w:val="single" w:sz="4" w:space="0" w:color="BFC7D1"/>
               <w:left w:val="single" w:sz="4" w:space="0" w:color="BFC7D1"/>
@@ -7605,7 +7605,7 @@
         </w:tc>
         <w:tc>
           <w:tcPr>
-            <w:tcW w:w="3627" w:type="dxa"/>
+            <w:tcW w:w="3423" w:type="dxa"/>
             <w:tcBorders>
               <w:top w:val="single" w:sz="4" w:space="0" w:color="BFC7D1"/>
               <w:left w:val="single" w:sz="4" w:space="0" w:color="BFC7D1"/>
@@ -7682,7 +7682,7 @@
         </w:tc>
         <w:tc>
           <w:tcPr>
-            <w:tcW w:w="4481" w:type="dxa"/>
+            <w:tcW w:w="4685" w:type="dxa"/>
             <w:tcBorders>
               <w:top w:val="single" w:sz="4" w:space="0" w:color="BFC7D1"/>
               <w:left w:val="single" w:sz="4" w:space="0" w:color="BFC7D1"/>
@@ -7719,7 +7719,7 @@
         </w:tc>
         <w:tc>
           <w:tcPr>
-            <w:tcW w:w="3627" w:type="dxa"/>
+            <w:tcW w:w="3423" w:type="dxa"/>
             <w:tcBorders>
               <w:top w:val="single" w:sz="4" w:space="0" w:color="BFC7D1"/>
               <w:left w:val="single" w:sz="4" w:space="0" w:color="BFC7D1"/>
@@ -7796,7 +7796,7 @@
         </w:tc>
         <w:tc>
           <w:tcPr>
-            <w:tcW w:w="4481" w:type="dxa"/>
+            <w:tcW w:w="4685" w:type="dxa"/>
             <w:tcBorders>
               <w:top w:val="single" w:sz="4" w:space="0" w:color="BFC7D1"/>
               <w:left w:val="single" w:sz="4" w:space="0" w:color="BFC7D1"/>
@@ -7833,7 +7833,7 @@
         </w:tc>
         <w:tc>
           <w:tcPr>
-            <w:tcW w:w="3627" w:type="dxa"/>
+            <w:tcW w:w="3423" w:type="dxa"/>
             <w:tcBorders>
               <w:top w:val="single" w:sz="4" w:space="0" w:color="BFC7D1"/>
               <w:left w:val="single" w:sz="4" w:space="0" w:color="BFC7D1"/>
@@ -7910,7 +7910,7 @@
         </w:tc>
         <w:tc>
           <w:tcPr>
-            <w:tcW w:w="4481" w:type="dxa"/>
+            <w:tcW w:w="4685" w:type="dxa"/>
             <w:tcBorders>
               <w:top w:val="single" w:sz="4" w:space="0" w:color="BFC7D1"/>
               <w:left w:val="single" w:sz="4" w:space="0" w:color="BFC7D1"/>
@@ -7947,7 +7947,7 @@
         </w:tc>
         <w:tc>
           <w:tcPr>
-            <w:tcW w:w="3627" w:type="dxa"/>
+            <w:tcW w:w="3423" w:type="dxa"/>
             <w:tcBorders>
               <w:top w:val="single" w:sz="4" w:space="0" w:color="BFC7D1"/>
               <w:left w:val="single" w:sz="4" w:space="0" w:color="BFC7D1"/>
@@ -8024,7 +8024,7 @@
         </w:tc>
         <w:tc>
           <w:tcPr>
-            <w:tcW w:w="4481" w:type="dxa"/>
+            <w:tcW w:w="4685" w:type="dxa"/>
             <w:tcBorders>
               <w:top w:val="single" w:sz="4" w:space="0" w:color="BFC7D1"/>
               <w:left w:val="single" w:sz="4" w:space="0" w:color="BFC7D1"/>
@@ -8061,7 +8061,7 @@
         </w:tc>
         <w:tc>
           <w:tcPr>
-            <w:tcW w:w="3627" w:type="dxa"/>
+            <w:tcW w:w="3423" w:type="dxa"/>
             <w:tcBorders>
               <w:top w:val="single" w:sz="4" w:space="0" w:color="BFC7D1"/>
               <w:left w:val="single" w:sz="4" w:space="0" w:color="BFC7D1"/>
@@ -8138,7 +8138,7 @@
         </w:tc>
         <w:tc>
           <w:tcPr>
-            <w:tcW w:w="4481" w:type="dxa"/>
+            <w:tcW w:w="4685" w:type="dxa"/>
             <w:tcBorders>
               <w:top w:val="single" w:sz="4" w:space="0" w:color="BFC7D1"/>
               <w:left w:val="single" w:sz="4" w:space="0" w:color="BFC7D1"/>
@@ -8175,7 +8175,7 @@
         </w:tc>
         <w:tc>
           <w:tcPr>
-            <w:tcW w:w="3627" w:type="dxa"/>
+            <w:tcW w:w="3423" w:type="dxa"/>
             <w:tcBorders>
               <w:top w:val="single" w:sz="4" w:space="0" w:color="BFC7D1"/>
               <w:left w:val="single" w:sz="4" w:space="0" w:color="BFC7D1"/>
@@ -8227,7 +8227,7 @@
         <w:pStyle w:val="Heading2"/>
         <w:rPr/>
       </w:pPr>
-      <w:bookmarkStart w:id="13" w:name="__RefHeading___Toc16063_2135982699"/>
+      <w:bookmarkStart w:id="13" w:name="__RefHeading___Toc11788_374171018"/>
       <w:bookmarkEnd w:id="13"/>
       <w:r>
         <w:rPr>
@@ -9207,7 +9207,7 @@
         <w:pStyle w:val="Heading1"/>
         <w:rPr/>
       </w:pPr>
-      <w:bookmarkStart w:id="14" w:name="__RefHeading___Toc16065_2135982699"/>
+      <w:bookmarkStart w:id="14" w:name="__RefHeading___Toc11790_374171018"/>
       <w:bookmarkEnd w:id="14"/>
       <w:r>
         <w:rPr>
@@ -9224,7 +9224,7 @@
         <w:pStyle w:val="Heading2"/>
         <w:rPr/>
       </w:pPr>
-      <w:bookmarkStart w:id="15" w:name="__RefHeading___Toc16067_2135982699"/>
+      <w:bookmarkStart w:id="15" w:name="__RefHeading___Toc11792_374171018"/>
       <w:bookmarkEnd w:id="15"/>
       <w:r>
         <w:rPr>
@@ -12852,7 +12852,7 @@
         <w:pStyle w:val="Heading2"/>
         <w:rPr/>
       </w:pPr>
-      <w:bookmarkStart w:id="16" w:name="__RefHeading___Toc16069_2135982699"/>
+      <w:bookmarkStart w:id="16" w:name="__RefHeading___Toc11794_374171018"/>
       <w:bookmarkEnd w:id="16"/>
       <w:r>
         <w:rPr>
@@ -12867,7 +12867,7 @@
     <w:tbl>
       <w:tblPr>
         <w:tblStyle w:val="TableGrid"/>
-        <w:tblW w:w="9014" w:type="dxa"/>
+        <w:tblW w:w="9015" w:type="dxa"/>
         <w:jc w:val="left"/>
         <w:tblInd w:w="0" w:type="dxa"/>
         <w:tblLayout w:type="fixed"/>
@@ -12880,11 +12880,11 @@
         <w:tblLook w:val="04a0" w:noHBand="0" w:noVBand="1" w:firstColumn="1" w:lastRow="0" w:lastColumn="0" w:firstRow="1"/>
       </w:tblPr>
       <w:tblGrid>
-        <w:gridCol w:w="2772"/>
-        <w:gridCol w:w="1279"/>
-        <w:gridCol w:w="2072"/>
-        <w:gridCol w:w="1887"/>
-        <w:gridCol w:w="1004"/>
+        <w:gridCol w:w="2782"/>
+        <w:gridCol w:w="1264"/>
+        <w:gridCol w:w="2039"/>
+        <w:gridCol w:w="1795"/>
+        <w:gridCol w:w="1135"/>
       </w:tblGrid>
       <w:tr>
         <w:trPr>
@@ -12892,7 +12892,7 @@
         </w:trPr>
         <w:tc>
           <w:tcPr>
-            <w:tcW w:w="2772" w:type="dxa"/>
+            <w:tcW w:w="2782" w:type="dxa"/>
             <w:tcBorders>
               <w:top w:val="single" w:sz="4" w:space="0" w:color="BFC7D1"/>
               <w:left w:val="single" w:sz="4" w:space="0" w:color="BFC7D1"/>
@@ -12931,7 +12931,7 @@
         </w:tc>
         <w:tc>
           <w:tcPr>
-            <w:tcW w:w="1279" w:type="dxa"/>
+            <w:tcW w:w="1264" w:type="dxa"/>
             <w:tcBorders>
               <w:top w:val="single" w:sz="4" w:space="0" w:color="BFC7D1"/>
               <w:left w:val="single" w:sz="4" w:space="0" w:color="BFC7D1"/>
@@ -12970,7 +12970,7 @@
         </w:tc>
         <w:tc>
           <w:tcPr>
-            <w:tcW w:w="2072" w:type="dxa"/>
+            <w:tcW w:w="2039" w:type="dxa"/>
             <w:tcBorders>
               <w:top w:val="single" w:sz="4" w:space="0" w:color="BFC7D1"/>
               <w:left w:val="single" w:sz="4" w:space="0" w:color="BFC7D1"/>
@@ -13009,7 +13009,7 @@
         </w:tc>
         <w:tc>
           <w:tcPr>
-            <w:tcW w:w="1887" w:type="dxa"/>
+            <w:tcW w:w="1795" w:type="dxa"/>
             <w:tcBorders>
               <w:top w:val="single" w:sz="4" w:space="0" w:color="BFC7D1"/>
               <w:left w:val="single" w:sz="4" w:space="0" w:color="BFC7D1"/>
@@ -13048,7 +13048,7 @@
         </w:tc>
         <w:tc>
           <w:tcPr>
-            <w:tcW w:w="1004" w:type="dxa"/>
+            <w:tcW w:w="1135" w:type="dxa"/>
             <w:tcBorders>
               <w:top w:val="single" w:sz="4" w:space="0" w:color="BFC7D1"/>
               <w:left w:val="single" w:sz="4" w:space="0" w:color="BFC7D1"/>
@@ -13090,7 +13090,7 @@
         <w:trPr/>
         <w:tc>
           <w:tcPr>
-            <w:tcW w:w="2772" w:type="dxa"/>
+            <w:tcW w:w="2782" w:type="dxa"/>
             <w:tcBorders>
               <w:top w:val="single" w:sz="4" w:space="0" w:color="BFC7D1"/>
               <w:left w:val="single" w:sz="4" w:space="0" w:color="BFC7D1"/>
@@ -13127,7 +13127,7 @@
         </w:tc>
         <w:tc>
           <w:tcPr>
-            <w:tcW w:w="1279" w:type="dxa"/>
+            <w:tcW w:w="1264" w:type="dxa"/>
             <w:tcBorders>
               <w:top w:val="single" w:sz="4" w:space="0" w:color="BFC7D1"/>
               <w:left w:val="single" w:sz="4" w:space="0" w:color="BFC7D1"/>
@@ -13164,7 +13164,7 @@
         </w:tc>
         <w:tc>
           <w:tcPr>
-            <w:tcW w:w="2072" w:type="dxa"/>
+            <w:tcW w:w="2039" w:type="dxa"/>
             <w:tcBorders>
               <w:top w:val="single" w:sz="4" w:space="0" w:color="BFC7D1"/>
               <w:left w:val="single" w:sz="4" w:space="0" w:color="BFC7D1"/>
@@ -13201,7 +13201,7 @@
         </w:tc>
         <w:tc>
           <w:tcPr>
-            <w:tcW w:w="1887" w:type="dxa"/>
+            <w:tcW w:w="1795" w:type="dxa"/>
             <w:tcBorders>
               <w:top w:val="single" w:sz="4" w:space="0" w:color="BFC7D1"/>
               <w:left w:val="single" w:sz="4" w:space="0" w:color="BFC7D1"/>
@@ -13238,7 +13238,7 @@
         </w:tc>
         <w:tc>
           <w:tcPr>
-            <w:tcW w:w="1004" w:type="dxa"/>
+            <w:tcW w:w="1135" w:type="dxa"/>
             <w:tcBorders>
               <w:top w:val="single" w:sz="4" w:space="0" w:color="BFC7D1"/>
               <w:left w:val="single" w:sz="4" w:space="0" w:color="BFC7D1"/>
@@ -13278,7 +13278,7 @@
         <w:trPr/>
         <w:tc>
           <w:tcPr>
-            <w:tcW w:w="2772" w:type="dxa"/>
+            <w:tcW w:w="2782" w:type="dxa"/>
             <w:tcBorders>
               <w:top w:val="single" w:sz="4" w:space="0" w:color="BFC7D1"/>
               <w:left w:val="single" w:sz="4" w:space="0" w:color="BFC7D1"/>
@@ -13315,7 +13315,7 @@
         </w:tc>
         <w:tc>
           <w:tcPr>
-            <w:tcW w:w="1279" w:type="dxa"/>
+            <w:tcW w:w="1264" w:type="dxa"/>
             <w:tcBorders>
               <w:top w:val="single" w:sz="4" w:space="0" w:color="BFC7D1"/>
               <w:left w:val="single" w:sz="4" w:space="0" w:color="BFC7D1"/>
@@ -13352,7 +13352,7 @@
         </w:tc>
         <w:tc>
           <w:tcPr>
-            <w:tcW w:w="2072" w:type="dxa"/>
+            <w:tcW w:w="2039" w:type="dxa"/>
             <w:tcBorders>
               <w:top w:val="single" w:sz="4" w:space="0" w:color="BFC7D1"/>
               <w:left w:val="single" w:sz="4" w:space="0" w:color="BFC7D1"/>
@@ -13389,7 +13389,7 @@
         </w:tc>
         <w:tc>
           <w:tcPr>
-            <w:tcW w:w="1887" w:type="dxa"/>
+            <w:tcW w:w="1795" w:type="dxa"/>
             <w:tcBorders>
               <w:top w:val="single" w:sz="4" w:space="0" w:color="BFC7D1"/>
               <w:left w:val="single" w:sz="4" w:space="0" w:color="BFC7D1"/>
@@ -13426,7 +13426,7 @@
         </w:tc>
         <w:tc>
           <w:tcPr>
-            <w:tcW w:w="1004" w:type="dxa"/>
+            <w:tcW w:w="1135" w:type="dxa"/>
             <w:tcBorders>
               <w:top w:val="single" w:sz="4" w:space="0" w:color="BFC7D1"/>
               <w:left w:val="single" w:sz="4" w:space="0" w:color="BFC7D1"/>
@@ -13466,7 +13466,7 @@
         <w:trPr/>
         <w:tc>
           <w:tcPr>
-            <w:tcW w:w="2772" w:type="dxa"/>
+            <w:tcW w:w="2782" w:type="dxa"/>
             <w:tcBorders>
               <w:top w:val="single" w:sz="4" w:space="0" w:color="BFC7D1"/>
               <w:left w:val="single" w:sz="4" w:space="0" w:color="BFC7D1"/>
@@ -13503,7 +13503,7 @@
         </w:tc>
         <w:tc>
           <w:tcPr>
-            <w:tcW w:w="1279" w:type="dxa"/>
+            <w:tcW w:w="1264" w:type="dxa"/>
             <w:tcBorders>
               <w:top w:val="single" w:sz="4" w:space="0" w:color="BFC7D1"/>
               <w:left w:val="single" w:sz="4" w:space="0" w:color="BFC7D1"/>
@@ -13540,7 +13540,7 @@
         </w:tc>
         <w:tc>
           <w:tcPr>
-            <w:tcW w:w="2072" w:type="dxa"/>
+            <w:tcW w:w="2039" w:type="dxa"/>
             <w:tcBorders>
               <w:top w:val="single" w:sz="4" w:space="0" w:color="BFC7D1"/>
               <w:left w:val="single" w:sz="4" w:space="0" w:color="BFC7D1"/>
@@ -13577,7 +13577,7 @@
         </w:tc>
         <w:tc>
           <w:tcPr>
-            <w:tcW w:w="1887" w:type="dxa"/>
+            <w:tcW w:w="1795" w:type="dxa"/>
             <w:tcBorders>
               <w:top w:val="single" w:sz="4" w:space="0" w:color="BFC7D1"/>
               <w:left w:val="single" w:sz="4" w:space="0" w:color="BFC7D1"/>
@@ -13614,7 +13614,7 @@
         </w:tc>
         <w:tc>
           <w:tcPr>
-            <w:tcW w:w="1004" w:type="dxa"/>
+            <w:tcW w:w="1135" w:type="dxa"/>
             <w:tcBorders>
               <w:top w:val="single" w:sz="4" w:space="0" w:color="BFC7D1"/>
               <w:left w:val="single" w:sz="4" w:space="0" w:color="BFC7D1"/>
@@ -13654,7 +13654,7 @@
         <w:trPr/>
         <w:tc>
           <w:tcPr>
-            <w:tcW w:w="2772" w:type="dxa"/>
+            <w:tcW w:w="2782" w:type="dxa"/>
             <w:tcBorders>
               <w:top w:val="single" w:sz="4" w:space="0" w:color="BFC7D1"/>
               <w:left w:val="single" w:sz="4" w:space="0" w:color="BFC7D1"/>
@@ -13691,7 +13691,7 @@
         </w:tc>
         <w:tc>
           <w:tcPr>
-            <w:tcW w:w="1279" w:type="dxa"/>
+            <w:tcW w:w="1264" w:type="dxa"/>
             <w:tcBorders>
               <w:top w:val="single" w:sz="4" w:space="0" w:color="BFC7D1"/>
               <w:left w:val="single" w:sz="4" w:space="0" w:color="BFC7D1"/>
@@ -13728,7 +13728,7 @@
         </w:tc>
         <w:tc>
           <w:tcPr>
-            <w:tcW w:w="2072" w:type="dxa"/>
+            <w:tcW w:w="2039" w:type="dxa"/>
             <w:tcBorders>
               <w:top w:val="single" w:sz="4" w:space="0" w:color="BFC7D1"/>
               <w:left w:val="single" w:sz="4" w:space="0" w:color="BFC7D1"/>
@@ -13765,7 +13765,7 @@
         </w:tc>
         <w:tc>
           <w:tcPr>
-            <w:tcW w:w="1887" w:type="dxa"/>
+            <w:tcW w:w="1795" w:type="dxa"/>
             <w:tcBorders>
               <w:top w:val="single" w:sz="4" w:space="0" w:color="BFC7D1"/>
               <w:left w:val="single" w:sz="4" w:space="0" w:color="BFC7D1"/>
@@ -13802,7 +13802,7 @@
         </w:tc>
         <w:tc>
           <w:tcPr>
-            <w:tcW w:w="1004" w:type="dxa"/>
+            <w:tcW w:w="1135" w:type="dxa"/>
             <w:tcBorders>
               <w:top w:val="single" w:sz="4" w:space="0" w:color="BFC7D1"/>
               <w:left w:val="single" w:sz="4" w:space="0" w:color="BFC7D1"/>
@@ -13842,7 +13842,7 @@
         <w:trPr/>
         <w:tc>
           <w:tcPr>
-            <w:tcW w:w="2772" w:type="dxa"/>
+            <w:tcW w:w="2782" w:type="dxa"/>
             <w:tcBorders>
               <w:top w:val="single" w:sz="4" w:space="0" w:color="BFC7D1"/>
               <w:left w:val="single" w:sz="4" w:space="0" w:color="BFC7D1"/>
@@ -13879,7 +13879,7 @@
         </w:tc>
         <w:tc>
           <w:tcPr>
-            <w:tcW w:w="1279" w:type="dxa"/>
+            <w:tcW w:w="1264" w:type="dxa"/>
             <w:tcBorders>
               <w:top w:val="single" w:sz="4" w:space="0" w:color="BFC7D1"/>
               <w:left w:val="single" w:sz="4" w:space="0" w:color="BFC7D1"/>
@@ -13916,7 +13916,7 @@
         </w:tc>
         <w:tc>
           <w:tcPr>
-            <w:tcW w:w="2072" w:type="dxa"/>
+            <w:tcW w:w="2039" w:type="dxa"/>
             <w:tcBorders>
               <w:top w:val="single" w:sz="4" w:space="0" w:color="BFC7D1"/>
               <w:left w:val="single" w:sz="4" w:space="0" w:color="BFC7D1"/>
@@ -13953,7 +13953,7 @@
         </w:tc>
         <w:tc>
           <w:tcPr>
-            <w:tcW w:w="1887" w:type="dxa"/>
+            <w:tcW w:w="1795" w:type="dxa"/>
             <w:tcBorders>
               <w:top w:val="single" w:sz="4" w:space="0" w:color="BFC7D1"/>
               <w:left w:val="single" w:sz="4" w:space="0" w:color="BFC7D1"/>
@@ -13990,7 +13990,7 @@
         </w:tc>
         <w:tc>
           <w:tcPr>
-            <w:tcW w:w="1004" w:type="dxa"/>
+            <w:tcW w:w="1135" w:type="dxa"/>
             <w:tcBorders>
               <w:top w:val="single" w:sz="4" w:space="0" w:color="BFC7D1"/>
               <w:left w:val="single" w:sz="4" w:space="0" w:color="BFC7D1"/>
@@ -14030,7 +14030,7 @@
         <w:trPr/>
         <w:tc>
           <w:tcPr>
-            <w:tcW w:w="2772" w:type="dxa"/>
+            <w:tcW w:w="2782" w:type="dxa"/>
             <w:tcBorders>
               <w:top w:val="single" w:sz="4" w:space="0" w:color="BFC7D1"/>
               <w:left w:val="single" w:sz="4" w:space="0" w:color="BFC7D1"/>
@@ -14067,7 +14067,7 @@
         </w:tc>
         <w:tc>
           <w:tcPr>
-            <w:tcW w:w="1279" w:type="dxa"/>
+            <w:tcW w:w="1264" w:type="dxa"/>
             <w:tcBorders>
               <w:top w:val="single" w:sz="4" w:space="0" w:color="BFC7D1"/>
               <w:left w:val="single" w:sz="4" w:space="0" w:color="BFC7D1"/>
@@ -14104,7 +14104,7 @@
         </w:tc>
         <w:tc>
           <w:tcPr>
-            <w:tcW w:w="2072" w:type="dxa"/>
+            <w:tcW w:w="2039" w:type="dxa"/>
             <w:tcBorders>
               <w:top w:val="single" w:sz="4" w:space="0" w:color="BFC7D1"/>
               <w:left w:val="single" w:sz="4" w:space="0" w:color="BFC7D1"/>
@@ -14141,7 +14141,7 @@
         </w:tc>
         <w:tc>
           <w:tcPr>
-            <w:tcW w:w="1887" w:type="dxa"/>
+            <w:tcW w:w="1795" w:type="dxa"/>
             <w:tcBorders>
               <w:top w:val="single" w:sz="4" w:space="0" w:color="BFC7D1"/>
               <w:left w:val="single" w:sz="4" w:space="0" w:color="BFC7D1"/>
@@ -14178,7 +14178,7 @@
         </w:tc>
         <w:tc>
           <w:tcPr>
-            <w:tcW w:w="1004" w:type="dxa"/>
+            <w:tcW w:w="1135" w:type="dxa"/>
             <w:tcBorders>
               <w:top w:val="single" w:sz="4" w:space="0" w:color="BFC7D1"/>
               <w:left w:val="single" w:sz="4" w:space="0" w:color="BFC7D1"/>
@@ -14218,7 +14218,7 @@
         <w:trPr/>
         <w:tc>
           <w:tcPr>
-            <w:tcW w:w="2772" w:type="dxa"/>
+            <w:tcW w:w="2782" w:type="dxa"/>
             <w:tcBorders>
               <w:top w:val="single" w:sz="4" w:space="0" w:color="BFC7D1"/>
               <w:left w:val="single" w:sz="4" w:space="0" w:color="BFC7D1"/>
@@ -14255,7 +14255,7 @@
         </w:tc>
         <w:tc>
           <w:tcPr>
-            <w:tcW w:w="1279" w:type="dxa"/>
+            <w:tcW w:w="1264" w:type="dxa"/>
             <w:tcBorders>
               <w:top w:val="single" w:sz="4" w:space="0" w:color="BFC7D1"/>
               <w:left w:val="single" w:sz="4" w:space="0" w:color="BFC7D1"/>
@@ -14292,7 +14292,7 @@
         </w:tc>
         <w:tc>
           <w:tcPr>
-            <w:tcW w:w="2072" w:type="dxa"/>
+            <w:tcW w:w="2039" w:type="dxa"/>
             <w:tcBorders>
               <w:top w:val="single" w:sz="4" w:space="0" w:color="BFC7D1"/>
               <w:left w:val="single" w:sz="4" w:space="0" w:color="BFC7D1"/>
@@ -14329,7 +14329,7 @@
         </w:tc>
         <w:tc>
           <w:tcPr>
-            <w:tcW w:w="1887" w:type="dxa"/>
+            <w:tcW w:w="1795" w:type="dxa"/>
             <w:tcBorders>
               <w:top w:val="single" w:sz="4" w:space="0" w:color="BFC7D1"/>
               <w:left w:val="single" w:sz="4" w:space="0" w:color="BFC7D1"/>
@@ -14366,7 +14366,7 @@
         </w:tc>
         <w:tc>
           <w:tcPr>
-            <w:tcW w:w="1004" w:type="dxa"/>
+            <w:tcW w:w="1135" w:type="dxa"/>
             <w:tcBorders>
               <w:top w:val="single" w:sz="4" w:space="0" w:color="BFC7D1"/>
               <w:left w:val="single" w:sz="4" w:space="0" w:color="BFC7D1"/>
@@ -14406,7 +14406,7 @@
         <w:trPr/>
         <w:tc>
           <w:tcPr>
-            <w:tcW w:w="2772" w:type="dxa"/>
+            <w:tcW w:w="2782" w:type="dxa"/>
             <w:tcBorders>
               <w:top w:val="single" w:sz="4" w:space="0" w:color="BFC7D1"/>
               <w:left w:val="single" w:sz="4" w:space="0" w:color="BFC7D1"/>
@@ -14443,7 +14443,7 @@
         </w:tc>
         <w:tc>
           <w:tcPr>
-            <w:tcW w:w="1279" w:type="dxa"/>
+            <w:tcW w:w="1264" w:type="dxa"/>
             <w:tcBorders>
               <w:top w:val="single" w:sz="4" w:space="0" w:color="BFC7D1"/>
               <w:left w:val="single" w:sz="4" w:space="0" w:color="BFC7D1"/>
@@ -14480,7 +14480,7 @@
         </w:tc>
         <w:tc>
           <w:tcPr>
-            <w:tcW w:w="2072" w:type="dxa"/>
+            <w:tcW w:w="2039" w:type="dxa"/>
             <w:tcBorders>
               <w:top w:val="single" w:sz="4" w:space="0" w:color="BFC7D1"/>
               <w:left w:val="single" w:sz="4" w:space="0" w:color="BFC7D1"/>
@@ -14517,7 +14517,7 @@
         </w:tc>
         <w:tc>
           <w:tcPr>
-            <w:tcW w:w="1887" w:type="dxa"/>
+            <w:tcW w:w="1795" w:type="dxa"/>
             <w:tcBorders>
               <w:top w:val="single" w:sz="4" w:space="0" w:color="BFC7D1"/>
               <w:left w:val="single" w:sz="4" w:space="0" w:color="BFC7D1"/>
@@ -14554,7 +14554,7 @@
         </w:tc>
         <w:tc>
           <w:tcPr>
-            <w:tcW w:w="1004" w:type="dxa"/>
+            <w:tcW w:w="1135" w:type="dxa"/>
             <w:tcBorders>
               <w:top w:val="single" w:sz="4" w:space="0" w:color="BFC7D1"/>
               <w:left w:val="single" w:sz="4" w:space="0" w:color="BFC7D1"/>
@@ -14594,7 +14594,7 @@
         <w:trPr/>
         <w:tc>
           <w:tcPr>
-            <w:tcW w:w="2772" w:type="dxa"/>
+            <w:tcW w:w="2782" w:type="dxa"/>
             <w:tcBorders>
               <w:top w:val="single" w:sz="4" w:space="0" w:color="BFC7D1"/>
               <w:left w:val="single" w:sz="4" w:space="0" w:color="BFC7D1"/>
@@ -14631,7 +14631,7 @@
         </w:tc>
         <w:tc>
           <w:tcPr>
-            <w:tcW w:w="1279" w:type="dxa"/>
+            <w:tcW w:w="1264" w:type="dxa"/>
             <w:tcBorders>
               <w:top w:val="single" w:sz="4" w:space="0" w:color="BFC7D1"/>
               <w:left w:val="single" w:sz="4" w:space="0" w:color="BFC7D1"/>
@@ -14668,7 +14668,7 @@
         </w:tc>
         <w:tc>
           <w:tcPr>
-            <w:tcW w:w="2072" w:type="dxa"/>
+            <w:tcW w:w="2039" w:type="dxa"/>
             <w:tcBorders>
               <w:top w:val="single" w:sz="4" w:space="0" w:color="BFC7D1"/>
               <w:left w:val="single" w:sz="4" w:space="0" w:color="BFC7D1"/>
@@ -14705,7 +14705,7 @@
         </w:tc>
         <w:tc>
           <w:tcPr>
-            <w:tcW w:w="1887" w:type="dxa"/>
+            <w:tcW w:w="1795" w:type="dxa"/>
             <w:tcBorders>
               <w:top w:val="single" w:sz="4" w:space="0" w:color="BFC7D1"/>
               <w:left w:val="single" w:sz="4" w:space="0" w:color="BFC7D1"/>
@@ -14742,7 +14742,7 @@
         </w:tc>
         <w:tc>
           <w:tcPr>
-            <w:tcW w:w="1004" w:type="dxa"/>
+            <w:tcW w:w="1135" w:type="dxa"/>
             <w:tcBorders>
               <w:top w:val="single" w:sz="4" w:space="0" w:color="BFC7D1"/>
               <w:left w:val="single" w:sz="4" w:space="0" w:color="BFC7D1"/>
@@ -14782,7 +14782,7 @@
         <w:trPr/>
         <w:tc>
           <w:tcPr>
-            <w:tcW w:w="2772" w:type="dxa"/>
+            <w:tcW w:w="2782" w:type="dxa"/>
             <w:tcBorders>
               <w:top w:val="single" w:sz="4" w:space="0" w:color="BFC7D1"/>
               <w:left w:val="single" w:sz="4" w:space="0" w:color="BFC7D1"/>
@@ -14819,7 +14819,7 @@
         </w:tc>
         <w:tc>
           <w:tcPr>
-            <w:tcW w:w="1279" w:type="dxa"/>
+            <w:tcW w:w="1264" w:type="dxa"/>
             <w:tcBorders>
               <w:top w:val="single" w:sz="4" w:space="0" w:color="BFC7D1"/>
               <w:left w:val="single" w:sz="4" w:space="0" w:color="BFC7D1"/>
@@ -14856,7 +14856,7 @@
         </w:tc>
         <w:tc>
           <w:tcPr>
-            <w:tcW w:w="2072" w:type="dxa"/>
+            <w:tcW w:w="2039" w:type="dxa"/>
             <w:tcBorders>
               <w:top w:val="single" w:sz="4" w:space="0" w:color="BFC7D1"/>
               <w:left w:val="single" w:sz="4" w:space="0" w:color="BFC7D1"/>
@@ -14893,7 +14893,7 @@
         </w:tc>
         <w:tc>
           <w:tcPr>
-            <w:tcW w:w="1887" w:type="dxa"/>
+            <w:tcW w:w="1795" w:type="dxa"/>
             <w:tcBorders>
               <w:top w:val="single" w:sz="4" w:space="0" w:color="BFC7D1"/>
               <w:left w:val="single" w:sz="4" w:space="0" w:color="BFC7D1"/>
@@ -14930,7 +14930,7 @@
         </w:tc>
         <w:tc>
           <w:tcPr>
-            <w:tcW w:w="1004" w:type="dxa"/>
+            <w:tcW w:w="1135" w:type="dxa"/>
             <w:tcBorders>
               <w:top w:val="single" w:sz="4" w:space="0" w:color="BFC7D1"/>
               <w:left w:val="single" w:sz="4" w:space="0" w:color="BFC7D1"/>
@@ -14970,7 +14970,7 @@
         <w:trPr/>
         <w:tc>
           <w:tcPr>
-            <w:tcW w:w="2772" w:type="dxa"/>
+            <w:tcW w:w="2782" w:type="dxa"/>
             <w:tcBorders>
               <w:top w:val="single" w:sz="4" w:space="0" w:color="BFC7D1"/>
               <w:left w:val="single" w:sz="4" w:space="0" w:color="BFC7D1"/>
@@ -15007,7 +15007,7 @@
         </w:tc>
         <w:tc>
           <w:tcPr>
-            <w:tcW w:w="1279" w:type="dxa"/>
+            <w:tcW w:w="1264" w:type="dxa"/>
             <w:tcBorders>
               <w:top w:val="single" w:sz="4" w:space="0" w:color="BFC7D1"/>
               <w:left w:val="single" w:sz="4" w:space="0" w:color="BFC7D1"/>
@@ -15044,7 +15044,7 @@
         </w:tc>
         <w:tc>
           <w:tcPr>
-            <w:tcW w:w="2072" w:type="dxa"/>
+            <w:tcW w:w="2039" w:type="dxa"/>
             <w:tcBorders>
               <w:top w:val="single" w:sz="4" w:space="0" w:color="BFC7D1"/>
               <w:left w:val="single" w:sz="4" w:space="0" w:color="BFC7D1"/>
@@ -15081,7 +15081,7 @@
         </w:tc>
         <w:tc>
           <w:tcPr>
-            <w:tcW w:w="1887" w:type="dxa"/>
+            <w:tcW w:w="1795" w:type="dxa"/>
             <w:tcBorders>
               <w:top w:val="single" w:sz="4" w:space="0" w:color="BFC7D1"/>
               <w:left w:val="single" w:sz="4" w:space="0" w:color="BFC7D1"/>
@@ -15118,7 +15118,7 @@
         </w:tc>
         <w:tc>
           <w:tcPr>
-            <w:tcW w:w="1004" w:type="dxa"/>
+            <w:tcW w:w="1135" w:type="dxa"/>
             <w:tcBorders>
               <w:top w:val="single" w:sz="4" w:space="0" w:color="BFC7D1"/>
               <w:left w:val="single" w:sz="4" w:space="0" w:color="BFC7D1"/>
@@ -15158,7 +15158,7 @@
         <w:trPr/>
         <w:tc>
           <w:tcPr>
-            <w:tcW w:w="2772" w:type="dxa"/>
+            <w:tcW w:w="2782" w:type="dxa"/>
             <w:tcBorders>
               <w:top w:val="single" w:sz="4" w:space="0" w:color="BFC7D1"/>
               <w:left w:val="single" w:sz="4" w:space="0" w:color="BFC7D1"/>
@@ -15195,7 +15195,7 @@
         </w:tc>
         <w:tc>
           <w:tcPr>
-            <w:tcW w:w="1279" w:type="dxa"/>
+            <w:tcW w:w="1264" w:type="dxa"/>
             <w:tcBorders>
               <w:top w:val="single" w:sz="4" w:space="0" w:color="BFC7D1"/>
               <w:left w:val="single" w:sz="4" w:space="0" w:color="BFC7D1"/>
@@ -15232,7 +15232,7 @@
         </w:tc>
         <w:tc>
           <w:tcPr>
-            <w:tcW w:w="2072" w:type="dxa"/>
+            <w:tcW w:w="2039" w:type="dxa"/>
             <w:tcBorders>
               <w:top w:val="single" w:sz="4" w:space="0" w:color="BFC7D1"/>
               <w:left w:val="single" w:sz="4" w:space="0" w:color="BFC7D1"/>
@@ -15269,7 +15269,7 @@
         </w:tc>
         <w:tc>
           <w:tcPr>
-            <w:tcW w:w="1887" w:type="dxa"/>
+            <w:tcW w:w="1795" w:type="dxa"/>
             <w:tcBorders>
               <w:top w:val="single" w:sz="4" w:space="0" w:color="BFC7D1"/>
               <w:left w:val="single" w:sz="4" w:space="0" w:color="BFC7D1"/>
@@ -15306,7 +15306,7 @@
         </w:tc>
         <w:tc>
           <w:tcPr>
-            <w:tcW w:w="1004" w:type="dxa"/>
+            <w:tcW w:w="1135" w:type="dxa"/>
             <w:tcBorders>
               <w:top w:val="single" w:sz="4" w:space="0" w:color="BFC7D1"/>
               <w:left w:val="single" w:sz="4" w:space="0" w:color="BFC7D1"/>
@@ -15346,7 +15346,7 @@
         <w:trPr/>
         <w:tc>
           <w:tcPr>
-            <w:tcW w:w="2772" w:type="dxa"/>
+            <w:tcW w:w="2782" w:type="dxa"/>
             <w:tcBorders>
               <w:top w:val="single" w:sz="4" w:space="0" w:color="BFC7D1"/>
               <w:left w:val="single" w:sz="4" w:space="0" w:color="BFC7D1"/>
@@ -15383,7 +15383,7 @@
         </w:tc>
         <w:tc>
           <w:tcPr>
-            <w:tcW w:w="1279" w:type="dxa"/>
+            <w:tcW w:w="1264" w:type="dxa"/>
             <w:tcBorders>
               <w:top w:val="single" w:sz="4" w:space="0" w:color="BFC7D1"/>
               <w:left w:val="single" w:sz="4" w:space="0" w:color="BFC7D1"/>
@@ -15420,7 +15420,7 @@
         </w:tc>
         <w:tc>
           <w:tcPr>
-            <w:tcW w:w="2072" w:type="dxa"/>
+            <w:tcW w:w="2039" w:type="dxa"/>
             <w:tcBorders>
               <w:top w:val="single" w:sz="4" w:space="0" w:color="BFC7D1"/>
               <w:left w:val="single" w:sz="4" w:space="0" w:color="BFC7D1"/>
@@ -15457,7 +15457,7 @@
         </w:tc>
         <w:tc>
           <w:tcPr>
-            <w:tcW w:w="1887" w:type="dxa"/>
+            <w:tcW w:w="1795" w:type="dxa"/>
             <w:tcBorders>
               <w:top w:val="single" w:sz="4" w:space="0" w:color="BFC7D1"/>
               <w:left w:val="single" w:sz="4" w:space="0" w:color="BFC7D1"/>
@@ -15494,7 +15494,7 @@
         </w:tc>
         <w:tc>
           <w:tcPr>
-            <w:tcW w:w="1004" w:type="dxa"/>
+            <w:tcW w:w="1135" w:type="dxa"/>
             <w:tcBorders>
               <w:top w:val="single" w:sz="4" w:space="0" w:color="BFC7D1"/>
               <w:left w:val="single" w:sz="4" w:space="0" w:color="BFC7D1"/>
@@ -15534,7 +15534,7 @@
         <w:trPr/>
         <w:tc>
           <w:tcPr>
-            <w:tcW w:w="2772" w:type="dxa"/>
+            <w:tcW w:w="2782" w:type="dxa"/>
             <w:tcBorders>
               <w:top w:val="single" w:sz="4" w:space="0" w:color="BFC7D1"/>
               <w:left w:val="single" w:sz="4" w:space="0" w:color="BFC7D1"/>
@@ -15571,7 +15571,7 @@
         </w:tc>
         <w:tc>
           <w:tcPr>
-            <w:tcW w:w="1279" w:type="dxa"/>
+            <w:tcW w:w="1264" w:type="dxa"/>
             <w:tcBorders>
               <w:top w:val="single" w:sz="4" w:space="0" w:color="BFC7D1"/>
               <w:left w:val="single" w:sz="4" w:space="0" w:color="BFC7D1"/>
@@ -15608,7 +15608,7 @@
         </w:tc>
         <w:tc>
           <w:tcPr>
-            <w:tcW w:w="2072" w:type="dxa"/>
+            <w:tcW w:w="2039" w:type="dxa"/>
             <w:tcBorders>
               <w:top w:val="single" w:sz="4" w:space="0" w:color="BFC7D1"/>
               <w:left w:val="single" w:sz="4" w:space="0" w:color="BFC7D1"/>
@@ -15645,7 +15645,7 @@
         </w:tc>
         <w:tc>
           <w:tcPr>
-            <w:tcW w:w="1887" w:type="dxa"/>
+            <w:tcW w:w="1795" w:type="dxa"/>
             <w:tcBorders>
               <w:top w:val="single" w:sz="4" w:space="0" w:color="BFC7D1"/>
               <w:left w:val="single" w:sz="4" w:space="0" w:color="BFC7D1"/>
@@ -15682,7 +15682,7 @@
         </w:tc>
         <w:tc>
           <w:tcPr>
-            <w:tcW w:w="1004" w:type="dxa"/>
+            <w:tcW w:w="1135" w:type="dxa"/>
             <w:tcBorders>
               <w:top w:val="single" w:sz="4" w:space="0" w:color="BFC7D1"/>
               <w:left w:val="single" w:sz="4" w:space="0" w:color="BFC7D1"/>
@@ -15722,7 +15722,7 @@
         <w:trPr/>
         <w:tc>
           <w:tcPr>
-            <w:tcW w:w="2772" w:type="dxa"/>
+            <w:tcW w:w="2782" w:type="dxa"/>
             <w:tcBorders>
               <w:top w:val="single" w:sz="4" w:space="0" w:color="BFC7D1"/>
               <w:left w:val="single" w:sz="4" w:space="0" w:color="BFC7D1"/>
@@ -15759,7 +15759,7 @@
         </w:tc>
         <w:tc>
           <w:tcPr>
-            <w:tcW w:w="1279" w:type="dxa"/>
+            <w:tcW w:w="1264" w:type="dxa"/>
             <w:tcBorders>
               <w:top w:val="single" w:sz="4" w:space="0" w:color="BFC7D1"/>
               <w:left w:val="single" w:sz="4" w:space="0" w:color="BFC7D1"/>
@@ -15796,7 +15796,7 @@
         </w:tc>
         <w:tc>
           <w:tcPr>
-            <w:tcW w:w="2072" w:type="dxa"/>
+            <w:tcW w:w="2039" w:type="dxa"/>
             <w:tcBorders>
               <w:top w:val="single" w:sz="4" w:space="0" w:color="BFC7D1"/>
               <w:left w:val="single" w:sz="4" w:space="0" w:color="BFC7D1"/>
@@ -15833,7 +15833,7 @@
         </w:tc>
         <w:tc>
           <w:tcPr>
-            <w:tcW w:w="1887" w:type="dxa"/>
+            <w:tcW w:w="1795" w:type="dxa"/>
             <w:tcBorders>
               <w:top w:val="single" w:sz="4" w:space="0" w:color="BFC7D1"/>
               <w:left w:val="single" w:sz="4" w:space="0" w:color="BFC7D1"/>
@@ -15870,7 +15870,7 @@
         </w:tc>
         <w:tc>
           <w:tcPr>
-            <w:tcW w:w="1004" w:type="dxa"/>
+            <w:tcW w:w="1135" w:type="dxa"/>
             <w:tcBorders>
               <w:top w:val="single" w:sz="4" w:space="0" w:color="BFC7D1"/>
               <w:left w:val="single" w:sz="4" w:space="0" w:color="BFC7D1"/>
@@ -15910,7 +15910,7 @@
         <w:trPr/>
         <w:tc>
           <w:tcPr>
-            <w:tcW w:w="2772" w:type="dxa"/>
+            <w:tcW w:w="2782" w:type="dxa"/>
             <w:tcBorders>
               <w:top w:val="single" w:sz="4" w:space="0" w:color="BFC7D1"/>
               <w:left w:val="single" w:sz="4" w:space="0" w:color="BFC7D1"/>
@@ -15947,7 +15947,7 @@
         </w:tc>
         <w:tc>
           <w:tcPr>
-            <w:tcW w:w="1279" w:type="dxa"/>
+            <w:tcW w:w="1264" w:type="dxa"/>
             <w:tcBorders>
               <w:top w:val="single" w:sz="4" w:space="0" w:color="BFC7D1"/>
               <w:left w:val="single" w:sz="4" w:space="0" w:color="BFC7D1"/>
@@ -15984,7 +15984,7 @@
         </w:tc>
         <w:tc>
           <w:tcPr>
-            <w:tcW w:w="2072" w:type="dxa"/>
+            <w:tcW w:w="2039" w:type="dxa"/>
             <w:tcBorders>
               <w:top w:val="single" w:sz="4" w:space="0" w:color="BFC7D1"/>
               <w:left w:val="single" w:sz="4" w:space="0" w:color="BFC7D1"/>
@@ -16021,7 +16021,7 @@
         </w:tc>
         <w:tc>
           <w:tcPr>
-            <w:tcW w:w="1887" w:type="dxa"/>
+            <w:tcW w:w="1795" w:type="dxa"/>
             <w:tcBorders>
               <w:top w:val="single" w:sz="4" w:space="0" w:color="BFC7D1"/>
               <w:left w:val="single" w:sz="4" w:space="0" w:color="BFC7D1"/>
@@ -16058,7 +16058,7 @@
         </w:tc>
         <w:tc>
           <w:tcPr>
-            <w:tcW w:w="1004" w:type="dxa"/>
+            <w:tcW w:w="1135" w:type="dxa"/>
             <w:tcBorders>
               <w:top w:val="single" w:sz="4" w:space="0" w:color="BFC7D1"/>
               <w:left w:val="single" w:sz="4" w:space="0" w:color="BFC7D1"/>
@@ -16124,7 +16124,7 @@
         <w:trPr/>
         <w:tc>
           <w:tcPr>
-            <w:tcW w:w="2772" w:type="dxa"/>
+            <w:tcW w:w="2782" w:type="dxa"/>
             <w:tcBorders>
               <w:top w:val="single" w:sz="4" w:space="0" w:color="BFC7D1"/>
               <w:left w:val="single" w:sz="4" w:space="0" w:color="BFC7D1"/>
@@ -16161,7 +16161,7 @@
         </w:tc>
         <w:tc>
           <w:tcPr>
-            <w:tcW w:w="1279" w:type="dxa"/>
+            <w:tcW w:w="1264" w:type="dxa"/>
             <w:tcBorders>
               <w:top w:val="single" w:sz="4" w:space="0" w:color="BFC7D1"/>
               <w:left w:val="single" w:sz="4" w:space="0" w:color="BFC7D1"/>
@@ -16198,7 +16198,7 @@
         </w:tc>
         <w:tc>
           <w:tcPr>
-            <w:tcW w:w="2072" w:type="dxa"/>
+            <w:tcW w:w="2039" w:type="dxa"/>
             <w:tcBorders>
               <w:top w:val="single" w:sz="4" w:space="0" w:color="BFC7D1"/>
               <w:left w:val="single" w:sz="4" w:space="0" w:color="BFC7D1"/>
@@ -16235,7 +16235,7 @@
         </w:tc>
         <w:tc>
           <w:tcPr>
-            <w:tcW w:w="1887" w:type="dxa"/>
+            <w:tcW w:w="1795" w:type="dxa"/>
             <w:tcBorders>
               <w:top w:val="single" w:sz="4" w:space="0" w:color="BFC7D1"/>
               <w:left w:val="single" w:sz="4" w:space="0" w:color="BFC7D1"/>
@@ -16272,7 +16272,7 @@
         </w:tc>
         <w:tc>
           <w:tcPr>
-            <w:tcW w:w="1004" w:type="dxa"/>
+            <w:tcW w:w="1135" w:type="dxa"/>
             <w:tcBorders>
               <w:top w:val="single" w:sz="4" w:space="0" w:color="BFC7D1"/>
               <w:left w:val="single" w:sz="4" w:space="0" w:color="BFC7D1"/>
@@ -16327,7 +16327,7 @@
         <w:pStyle w:val="Heading1"/>
         <w:rPr/>
       </w:pPr>
-      <w:bookmarkStart w:id="17" w:name="__RefHeading___Toc16071_2135982699"/>
+      <w:bookmarkStart w:id="17" w:name="__RefHeading___Toc11796_374171018"/>
       <w:bookmarkEnd w:id="17"/>
       <w:r>
         <w:rPr>
@@ -17412,7 +17412,7 @@
         <w:pStyle w:val="Heading1"/>
         <w:rPr/>
       </w:pPr>
-      <w:bookmarkStart w:id="18" w:name="__RefHeading___Toc16073_2135982699"/>
+      <w:bookmarkStart w:id="18" w:name="__RefHeading___Toc11798_374171018"/>
       <w:bookmarkEnd w:id="18"/>
       <w:r>
         <w:rPr>
@@ -17867,7 +17867,7 @@
           <w:spacing w:val="0"/>
         </w:rPr>
       </w:pPr>
-      <w:bookmarkStart w:id="19" w:name="__RefHeading___Toc16075_2135982699"/>
+      <w:bookmarkStart w:id="19" w:name="__RefHeading___Toc11800_374171018"/>
       <w:bookmarkStart w:id="20" w:name="_Toc233203395"/>
       <w:bookmarkEnd w:id="19"/>
       <w:r>
